--- a/plantilla_complementario.docx
+++ b/plantilla_complementario.docx
@@ -4500,91 +4500,1206 @@
         <w:t xml:space="preserve"> </w:t>
       </w:r>
     </w:p>
-    <w:p>
-      <w:pPr>
-        <w:rPr>
-          <w:lang w:eastAsia="x-none"/>
-        </w:rPr>
-      </w:pPr>
-    </w:p>
-    <w:p>
-      <w:pPr>
-        <w:rPr>
-          <w:lang w:eastAsia="x-none"/>
-        </w:rPr>
-      </w:pPr>
-    </w:p>
-    <w:p>
-      <w:pPr>
-        <w:rPr>
-          <w:lang w:eastAsia="x-none"/>
-        </w:rPr>
-      </w:pPr>
-    </w:p>
-    <w:p>
-      <w:pPr>
-        <w:rPr>
-          <w:lang w:eastAsia="x-none"/>
-        </w:rPr>
-      </w:pPr>
-    </w:p>
-    <w:p>
-      <w:pPr>
-        <w:rPr>
-          <w:lang w:eastAsia="x-none"/>
-        </w:rPr>
-      </w:pPr>
-    </w:p>
-    <w:p>
-      <w:pPr>
-        <w:rPr>
-          <w:lang w:eastAsia="x-none"/>
-        </w:rPr>
-      </w:pPr>
-    </w:p>
-    <w:p>
-      <w:pPr>
-        <w:rPr>
-          <w:lang w:eastAsia="x-none"/>
-        </w:rPr>
-      </w:pPr>
-    </w:p>
-    <w:p>
-      <w:pPr>
-        <w:ind w:left="-567"/>
-        <w:rPr>
-          <w:lang w:eastAsia="x-none"/>
-        </w:rPr>
-      </w:pPr>
-    </w:p>
-    <w:p>
-      <w:pPr>
-        <w:rPr>
-          <w:lang w:eastAsia="x-none"/>
-        </w:rPr>
-      </w:pPr>
-    </w:p>
-    <w:p>
-      <w:pPr>
-        <w:rPr>
-          <w:lang w:eastAsia="x-none"/>
-        </w:rPr>
-      </w:pPr>
-    </w:p>
-    <w:p>
-      <w:pPr>
-        <w:rPr>
-          <w:lang w:eastAsia="x-none"/>
-        </w:rPr>
-      </w:pPr>
-    </w:p>
-    <w:p>
-      <w:pPr>
-        <w:rPr>
-          <w:lang w:eastAsia="x-none"/>
-        </w:rPr>
-      </w:pPr>
-    </w:p>
+    <w:tbl>
+      <w:tblPr>
+        <w:tblW w:w="10670" w:type="dxa"/>
+        <w:tblLayout w:type="fixed"/>
+        <w:tblInd w:w="-714" w:type="dxa"/>
+        <w:tblBorders>
+          <w:top w:val="single" w:sz="4" w:space="0" w:color="auto"/>
+          <w:left w:val="single" w:sz="4" w:space="0" w:color="auto"/>
+          <w:bottom w:val="single" w:sz="4" w:space="0" w:color="auto"/>
+          <w:right w:val="single" w:sz="4" w:space="0" w:color="auto"/>
+          <w:insideH w:val="single" w:sz="4" w:space="0" w:color="auto"/>
+          <w:insideV w:val="single" w:sz="4" w:space="0" w:color="auto"/>
+        </w:tblBorders>
+        <w:tblCellMar>
+          <w:left w:w="70" w:type="dxa"/>
+          <w:right w:w="70" w:type="dxa"/>
+        </w:tblCellMar>
+        <w:tblLook w:val="0000" w:firstRow="0" w:lastRow="0" w:firstColumn="0" w:lastColumn="0" w:noHBand="0" w:noVBand="0"/>
+      </w:tblPr>
+      <w:tblGrid>
+        <w:gridCol w:w="520"/>
+        <w:gridCol w:w="756"/>
+        <w:gridCol w:w="1269"/>
+        <w:gridCol w:w="550"/>
+        <w:gridCol w:w="750"/>
+        <w:gridCol w:w="550"/>
+        <w:gridCol w:w="580"/>
+        <w:gridCol w:w="650"/>
+        <w:gridCol w:w="900"/>
+        <w:gridCol w:w="1272"/>
+        <w:gridCol w:w="1134"/>
+        <w:gridCol w:w="992"/>
+        <w:gridCol w:w="747"/>
+      </w:tblGrid>
+      <w:tr>
+        <w:trPr>
+          <w:trHeight w:val="369"/>
+        </w:trPr>
+        <w:tc>
+          <w:tcPr>
+            <w:tcW w:w="520" w:type="dxa"/>
+            <w:vMerge w:val="restart"/>
+            <w:shd w:val="clear" w:color="auto" w:fill="8DB3E2" w:themeFill="text2" w:themeFillTint="66"/>
+            <w:vAlign w:val="center"/>
+          </w:tcPr>
+          <w:p>
+            <w:pPr>
+              <w:ind w:left="-5"/>
+              <w:jc w:val="center"/>
+              <w:rPr>
+                <w:sz w:val="12"/>
+                <w:szCs w:val="12"/>
+                <w:lang w:eastAsia="x-none"/>
+              </w:rPr>
+            </w:pPr>
+          </w:p>
+          <w:p>
+            <w:pPr>
+              <w:ind w:left="-5"/>
+              <w:jc w:val="center"/>
+              <w:rPr>
+                <w:sz w:val="12"/>
+                <w:szCs w:val="12"/>
+                <w:lang w:eastAsia="x-none"/>
+              </w:rPr>
+            </w:pPr>
+          </w:p>
+          <w:p>
+            <w:pPr>
+              <w:ind w:left="-5"/>
+              <w:jc w:val="center"/>
+              <w:rPr>
+                <w:sz w:val="12"/>
+                <w:szCs w:val="12"/>
+                <w:lang w:eastAsia="x-none"/>
+              </w:rPr>
+            </w:pPr>
+            <w:r>
+              <w:rPr>
+                <w:sz w:val="12"/>
+                <w:szCs w:val="12"/>
+                <w:lang w:eastAsia="x-none"/>
+              </w:rPr>
+              <w:t>ITEM</w:t>
+            </w:r>
+          </w:p>
+          <w:p>
+            <w:pPr>
+              <w:ind w:left="-5"/>
+              <w:jc w:val="center"/>
+              <w:rPr>
+                <w:sz w:val="12"/>
+                <w:szCs w:val="12"/>
+                <w:lang w:eastAsia="x-none"/>
+              </w:rPr>
+            </w:pPr>
+          </w:p>
+        </w:tc>
+        <w:tc>
+          <w:tcPr>
+            <w:tcW w:w="756" w:type="dxa"/>
+            <w:vMerge w:val="restart"/>
+            <w:shd w:val="clear" w:color="auto" w:fill="8DB3E2" w:themeFill="text2" w:themeFillTint="66"/>
+            <w:vAlign w:val="center"/>
+          </w:tcPr>
+          <w:p>
+            <w:pPr>
+              <w:keepLines w:val="0"/>
+              <w:spacing w:after="200" w:line="276" w:lineRule="auto"/>
+              <w:jc w:val="center"/>
+              <w:rPr>
+                <w:sz w:val="12"/>
+                <w:szCs w:val="12"/>
+                <w:lang w:eastAsia="x-none"/>
+              </w:rPr>
+            </w:pPr>
+          </w:p>
+          <w:p>
+            <w:pPr>
+              <w:keepLines w:val="0"/>
+              <w:spacing w:after="200" w:line="276" w:lineRule="auto"/>
+              <w:jc w:val="center"/>
+              <w:rPr>
+                <w:sz w:val="12"/>
+                <w:szCs w:val="12"/>
+                <w:lang w:eastAsia="x-none"/>
+              </w:rPr>
+            </w:pPr>
+            <w:r>
+              <w:rPr>
+                <w:sz w:val="12"/>
+                <w:szCs w:val="12"/>
+                <w:lang w:eastAsia="x-none"/>
+              </w:rPr>
+              <w:t>SAP</w:t>
+            </w:r>
+          </w:p>
+        </w:tc>
+        <w:tc>
+          <w:tcPr>
+            <w:tcW w:w="1269" w:type="dxa"/>
+            <w:vMerge w:val="restart"/>
+            <w:shd w:val="clear" w:color="auto" w:fill="8DB3E2" w:themeFill="text2" w:themeFillTint="66"/>
+            <w:vAlign w:val="center"/>
+          </w:tcPr>
+          <w:p>
+            <w:pPr>
+              <w:ind w:left="-5"/>
+              <w:jc w:val="center"/>
+              <w:rPr>
+                <w:sz w:val="12"/>
+                <w:szCs w:val="12"/>
+                <w:lang w:eastAsia="x-none"/>
+              </w:rPr>
+            </w:pPr>
+          </w:p>
+          <w:p>
+            <w:pPr>
+              <w:ind w:left="-5"/>
+              <w:jc w:val="center"/>
+              <w:rPr>
+                <w:sz w:val="12"/>
+                <w:szCs w:val="12"/>
+                <w:lang w:eastAsia="x-none"/>
+              </w:rPr>
+            </w:pPr>
+            <w:r>
+              <w:rPr>
+                <w:sz w:val="12"/>
+                <w:szCs w:val="12"/>
+                <w:lang w:eastAsia="x-none"/>
+              </w:rPr>
+              <w:t>TAG</w:t>
+            </w:r>
+          </w:p>
+        </w:tc>
+        <w:tc>
+          <w:tcPr>
+            <w:tcW w:w="1300" w:type="dxa"/>
+            <w:gridSpan w:val="2"/>
+            <w:shd w:val="clear" w:color="auto" w:fill="8DB3E2" w:themeFill="text2" w:themeFillTint="66"/>
+            <w:vAlign w:val="center"/>
+          </w:tcPr>
+          <w:p>
+            <w:pPr>
+              <w:ind w:left="-5"/>
+              <w:jc w:val="center"/>
+              <w:rPr>
+                <w:sz w:val="12"/>
+                <w:szCs w:val="12"/>
+                <w:lang w:eastAsia="x-none"/>
+              </w:rPr>
+            </w:pPr>
+            <w:r>
+              <w:rPr>
+                <w:sz w:val="12"/>
+                <w:szCs w:val="12"/>
+                <w:lang w:eastAsia="x-none"/>
+              </w:rPr>
+              <w:t>Datos de Operación</w:t>
+            </w:r>
+          </w:p>
+        </w:tc>
+        <w:tc>
+          <w:tcPr>
+            <w:tcW w:w="1130" w:type="dxa"/>
+            <w:gridSpan w:val="2"/>
+            <w:shd w:val="clear" w:color="auto" w:fill="8DB3E2" w:themeFill="text2" w:themeFillTint="66"/>
+            <w:vAlign w:val="center"/>
+          </w:tcPr>
+          <w:p>
+            <w:pPr>
+              <w:ind w:left="-5"/>
+              <w:jc w:val="center"/>
+              <w:rPr>
+                <w:sz w:val="12"/>
+                <w:szCs w:val="12"/>
+                <w:lang w:eastAsia="x-none"/>
+              </w:rPr>
+            </w:pPr>
+            <w:r>
+              <w:rPr>
+                <w:sz w:val="12"/>
+                <w:szCs w:val="12"/>
+                <w:lang w:eastAsia="x-none"/>
+              </w:rPr>
+              <w:t>Datos de Diseño</w:t>
+            </w:r>
+          </w:p>
+        </w:tc>
+        <w:tc>
+          <w:tcPr>
+            <w:tcW w:w="650" w:type="dxa"/>
+            <w:vMerge w:val="restart"/>
+            <w:shd w:val="clear" w:color="auto" w:fill="8DB3E2" w:themeFill="text2" w:themeFillTint="66"/>
+            <w:vAlign w:val="center"/>
+          </w:tcPr>
+          <w:p>
+            <w:pPr>
+              <w:keepLines w:val="0"/>
+              <w:spacing w:after="200" w:line="276" w:lineRule="auto"/>
+              <w:jc w:val="center"/>
+              <w:rPr>
+                <w:sz w:val="12"/>
+                <w:szCs w:val="12"/>
+                <w:lang w:eastAsia="x-none"/>
+              </w:rPr>
+            </w:pPr>
+          </w:p>
+          <w:p>
+            <w:pPr>
+              <w:keepLines w:val="0"/>
+              <w:spacing w:after="200" w:line="276" w:lineRule="auto"/>
+              <w:jc w:val="center"/>
+              <w:rPr>
+                <w:sz w:val="12"/>
+                <w:szCs w:val="12"/>
+                <w:lang w:eastAsia="x-none"/>
+              </w:rPr>
+            </w:pPr>
+            <w:r>
+              <w:rPr>
+                <w:sz w:val="12"/>
+                <w:szCs w:val="12"/>
+                <w:lang w:eastAsia="x-none"/>
+              </w:rPr>
+              <w:t>Schedule</w:t>
+            </w:r>
+          </w:p>
+          <w:p>
+            <w:pPr>
+              <w:ind w:left="-5"/>
+              <w:jc w:val="center"/>
+              <w:rPr>
+                <w:sz w:val="12"/>
+                <w:szCs w:val="12"/>
+                <w:lang w:eastAsia="x-none"/>
+              </w:rPr>
+            </w:pPr>
+          </w:p>
+        </w:tc>
+        <w:tc>
+          <w:tcPr>
+            <w:tcW w:w="900" w:type="dxa"/>
+            <w:vMerge w:val="restart"/>
+            <w:shd w:val="clear" w:color="auto" w:fill="8DB3E2" w:themeFill="text2" w:themeFillTint="66"/>
+            <w:vAlign w:val="center"/>
+          </w:tcPr>
+          <w:p>
+            <w:pPr>
+              <w:keepLines w:val="0"/>
+              <w:spacing w:after="200" w:line="276" w:lineRule="auto"/>
+              <w:jc w:val="center"/>
+              <w:rPr>
+                <w:sz w:val="12"/>
+                <w:szCs w:val="12"/>
+                <w:lang w:eastAsia="x-none"/>
+              </w:rPr>
+            </w:pPr>
+          </w:p>
+          <w:p>
+            <w:pPr>
+              <w:keepLines w:val="0"/>
+              <w:spacing w:after="200" w:line="276" w:lineRule="auto"/>
+              <w:jc w:val="center"/>
+              <w:rPr>
+                <w:sz w:val="12"/>
+                <w:szCs w:val="12"/>
+                <w:lang w:eastAsia="x-none"/>
+              </w:rPr>
+            </w:pPr>
+            <w:r>
+              <w:rPr>
+                <w:sz w:val="12"/>
+                <w:szCs w:val="12"/>
+                <w:lang w:eastAsia="x-none"/>
+              </w:rPr>
+              <w:t>Material</w:t>
+            </w:r>
+          </w:p>
+          <w:p>
+            <w:pPr>
+              <w:ind w:left="-5"/>
+              <w:jc w:val="center"/>
+              <w:rPr>
+                <w:sz w:val="12"/>
+                <w:szCs w:val="12"/>
+                <w:lang w:eastAsia="x-none"/>
+              </w:rPr>
+            </w:pPr>
+          </w:p>
+        </w:tc>
+        <w:tc>
+          <w:tcPr>
+            <w:tcW w:w="1272" w:type="dxa"/>
+            <w:vMerge w:val="restart"/>
+            <w:shd w:val="clear" w:color="auto" w:fill="8DB3E2" w:themeFill="text2" w:themeFillTint="66"/>
+            <w:vAlign w:val="center"/>
+          </w:tcPr>
+          <w:p>
+            <w:pPr>
+              <w:keepLines w:val="0"/>
+              <w:spacing w:after="200" w:line="276" w:lineRule="auto"/>
+              <w:jc w:val="center"/>
+              <w:rPr>
+                <w:sz w:val="12"/>
+                <w:szCs w:val="12"/>
+                <w:lang w:eastAsia="x-none"/>
+              </w:rPr>
+            </w:pPr>
+          </w:p>
+          <w:p>
+            <w:pPr>
+              <w:keepLines w:val="0"/>
+              <w:spacing w:after="200" w:line="276" w:lineRule="auto"/>
+              <w:jc w:val="center"/>
+              <w:rPr>
+                <w:sz w:val="12"/>
+                <w:szCs w:val="12"/>
+                <w:lang w:eastAsia="x-none"/>
+              </w:rPr>
+            </w:pPr>
+            <w:r>
+              <w:rPr>
+                <w:sz w:val="12"/>
+                <w:szCs w:val="12"/>
+                <w:lang w:eastAsia="x-none"/>
+              </w:rPr>
+              <w:t>Inicio</w:t>
+            </w:r>
+          </w:p>
+          <w:p>
+            <w:pPr>
+              <w:ind w:left="-5"/>
+              <w:jc w:val="center"/>
+              <w:rPr>
+                <w:sz w:val="12"/>
+                <w:szCs w:val="12"/>
+                <w:lang w:eastAsia="x-none"/>
+              </w:rPr>
+            </w:pPr>
+          </w:p>
+        </w:tc>
+        <w:tc>
+          <w:tcPr>
+            <w:tcW w:w="1134" w:type="dxa"/>
+            <w:vMerge w:val="restart"/>
+            <w:shd w:val="clear" w:color="auto" w:fill="8DB3E2" w:themeFill="text2" w:themeFillTint="66"/>
+            <w:vAlign w:val="center"/>
+          </w:tcPr>
+          <w:p>
+            <w:pPr>
+              <w:keepLines w:val="0"/>
+              <w:spacing w:after="200" w:line="276" w:lineRule="auto"/>
+              <w:jc w:val="center"/>
+              <w:rPr>
+                <w:sz w:val="12"/>
+                <w:szCs w:val="12"/>
+                <w:lang w:eastAsia="x-none"/>
+              </w:rPr>
+            </w:pPr>
+          </w:p>
+          <w:p>
+            <w:pPr>
+              <w:keepLines w:val="0"/>
+              <w:spacing w:after="200" w:line="276" w:lineRule="auto"/>
+              <w:jc w:val="center"/>
+              <w:rPr>
+                <w:sz w:val="12"/>
+                <w:szCs w:val="12"/>
+                <w:lang w:eastAsia="x-none"/>
+              </w:rPr>
+            </w:pPr>
+            <w:r>
+              <w:rPr>
+                <w:sz w:val="12"/>
+                <w:szCs w:val="12"/>
+                <w:lang w:eastAsia="x-none"/>
+              </w:rPr>
+              <w:t>Térmico</w:t>
+            </w:r>
+          </w:p>
+          <w:p>
+            <w:pPr>
+              <w:ind w:left="-5"/>
+              <w:jc w:val="center"/>
+              <w:rPr>
+                <w:sz w:val="12"/>
+                <w:szCs w:val="12"/>
+                <w:lang w:eastAsia="x-none"/>
+              </w:rPr>
+            </w:pPr>
+          </w:p>
+        </w:tc>
+        <w:tc>
+          <w:tcPr>
+            <w:tcW w:w="992" w:type="dxa"/>
+            <w:vMerge w:val="restart"/>
+            <w:shd w:val="clear" w:color="auto" w:fill="8DB3E2" w:themeFill="text2" w:themeFillTint="66"/>
+            <w:vAlign w:val="center"/>
+          </w:tcPr>
+          <w:p>
+            <w:pPr>
+              <w:keepLines w:val="0"/>
+              <w:spacing w:after="200" w:line="276" w:lineRule="auto"/>
+              <w:jc w:val="center"/>
+              <w:rPr>
+                <w:sz w:val="12"/>
+                <w:szCs w:val="12"/>
+                <w:lang w:eastAsia="x-none"/>
+              </w:rPr>
+            </w:pPr>
+          </w:p>
+          <w:p>
+            <w:pPr>
+              <w:keepLines w:val="0"/>
+              <w:spacing w:after="200" w:line="276" w:lineRule="auto"/>
+              <w:jc w:val="center"/>
+              <w:rPr>
+                <w:sz w:val="12"/>
+                <w:szCs w:val="12"/>
+                <w:lang w:eastAsia="x-none"/>
+              </w:rPr>
+            </w:pPr>
+            <w:r>
+              <w:rPr>
+                <w:sz w:val="12"/>
+                <w:szCs w:val="12"/>
+                <w:lang w:eastAsia="x-none"/>
+              </w:rPr>
+              <w:t>Fluido</w:t>
+            </w:r>
+          </w:p>
+          <w:p>
+            <w:pPr>
+              <w:ind w:left="-5"/>
+              <w:jc w:val="center"/>
+              <w:rPr>
+                <w:sz w:val="12"/>
+                <w:szCs w:val="12"/>
+                <w:lang w:eastAsia="x-none"/>
+              </w:rPr>
+            </w:pPr>
+          </w:p>
+        </w:tc>
+        <w:tc>
+          <w:tcPr>
+            <w:tcW w:w="747" w:type="dxa"/>
+            <w:vMerge w:val="restart"/>
+            <w:shd w:val="clear" w:color="auto" w:fill="8DB3E2" w:themeFill="text2" w:themeFillTint="66"/>
+            <w:vAlign w:val="center"/>
+          </w:tcPr>
+          <w:p>
+            <w:pPr>
+              <w:keepLines w:val="0"/>
+              <w:spacing w:after="200" w:line="276" w:lineRule="auto"/>
+              <w:jc w:val="center"/>
+              <w:rPr>
+                <w:sz w:val="12"/>
+                <w:szCs w:val="12"/>
+                <w:lang w:eastAsia="x-none"/>
+              </w:rPr>
+            </w:pPr>
+          </w:p>
+          <w:p>
+            <w:pPr>
+              <w:keepLines w:val="0"/>
+              <w:spacing w:after="200" w:line="276" w:lineRule="auto"/>
+              <w:jc w:val="center"/>
+              <w:rPr>
+                <w:sz w:val="12"/>
+                <w:szCs w:val="12"/>
+                <w:lang w:eastAsia="x-none"/>
+              </w:rPr>
+            </w:pPr>
+            <w:r>
+              <w:rPr>
+                <w:sz w:val="12"/>
+                <w:szCs w:val="12"/>
+                <w:lang w:eastAsia="x-none"/>
+              </w:rPr>
+              <w:t>Clase API 570</w:t>
+            </w:r>
+          </w:p>
+          <w:p>
+            <w:pPr>
+              <w:ind w:left="-5"/>
+              <w:jc w:val="center"/>
+              <w:rPr>
+                <w:sz w:val="12"/>
+                <w:szCs w:val="12"/>
+                <w:lang w:eastAsia="x-none"/>
+              </w:rPr>
+            </w:pPr>
+          </w:p>
+        </w:tc>
+      </w:tr>
+      <w:tr>
+        <w:trPr>
+          <w:trHeight w:val="244"/>
+        </w:trPr>
+        <w:tc>
+          <w:tcPr>
+            <w:tcW w:w="520" w:type="dxa"/>
+            <w:vMerge/>
+          </w:tcPr>
+          <w:p>
+            <w:pPr>
+              <w:ind w:left="-5"/>
+              <w:rPr>
+                <w:lang w:eastAsia="x-none"/>
+              </w:rPr>
+            </w:pPr>
+          </w:p>
+        </w:tc>
+        <w:tc>
+          <w:tcPr>
+            <w:tcW w:w="756" w:type="dxa"/>
+            <w:vMerge/>
+          </w:tcPr>
+          <w:p>
+            <w:pPr>
+              <w:keepLines w:val="0"/>
+              <w:spacing w:after="200" w:line="276" w:lineRule="auto"/>
+              <w:rPr>
+                <w:lang w:eastAsia="x-none"/>
+              </w:rPr>
+            </w:pPr>
+          </w:p>
+        </w:tc>
+        <w:tc>
+          <w:tcPr>
+            <w:tcW w:w="1269" w:type="dxa"/>
+            <w:vMerge/>
+          </w:tcPr>
+          <w:p>
+            <w:pPr>
+              <w:keepLines w:val="0"/>
+              <w:spacing w:after="200" w:line="276" w:lineRule="auto"/>
+              <w:rPr>
+                <w:lang w:eastAsia="x-none"/>
+              </w:rPr>
+            </w:pPr>
+          </w:p>
+        </w:tc>
+        <w:tc>
+          <w:tcPr>
+            <w:tcW w:w="550" w:type="dxa"/>
+            <w:shd w:val="clear" w:color="auto" w:fill="8DB3E2" w:themeFill="text2" w:themeFillTint="66"/>
+            <w:vAlign w:val="center"/>
+          </w:tcPr>
+          <w:p>
+            <w:pPr>
+              <w:ind w:left="-5"/>
+              <w:jc w:val="center"/>
+              <w:rPr>
+                <w:sz w:val="12"/>
+                <w:szCs w:val="12"/>
+                <w:lang w:eastAsia="x-none"/>
+              </w:rPr>
+            </w:pPr>
+            <w:r>
+              <w:rPr>
+                <w:sz w:val="12"/>
+                <w:szCs w:val="12"/>
+                <w:lang w:eastAsia="x-none"/>
+              </w:rPr>
+              <w:t>Pres.</w:t>
+            </w:r>
+          </w:p>
+          <w:p>
+            <w:pPr>
+              <w:ind w:left="-5"/>
+              <w:jc w:val="center"/>
+              <w:rPr>
+                <w:sz w:val="12"/>
+                <w:szCs w:val="12"/>
+                <w:lang w:eastAsia="x-none"/>
+              </w:rPr>
+            </w:pPr>
+            <w:r>
+              <w:rPr>
+                <w:sz w:val="12"/>
+                <w:szCs w:val="12"/>
+                <w:lang w:eastAsia="x-none"/>
+              </w:rPr>
+              <w:t>(PSI)</w:t>
+            </w:r>
+          </w:p>
+        </w:tc>
+        <w:tc>
+          <w:tcPr>
+            <w:tcW w:w="750" w:type="dxa"/>
+            <w:shd w:val="clear" w:color="auto" w:fill="8DB3E2" w:themeFill="text2" w:themeFillTint="66"/>
+            <w:vAlign w:val="center"/>
+          </w:tcPr>
+          <w:p>
+            <w:pPr>
+              <w:ind w:left="-5"/>
+              <w:jc w:val="center"/>
+              <w:rPr>
+                <w:sz w:val="12"/>
+                <w:szCs w:val="12"/>
+                <w:lang w:eastAsia="x-none"/>
+              </w:rPr>
+            </w:pPr>
+            <w:r>
+              <w:rPr>
+                <w:sz w:val="12"/>
+                <w:szCs w:val="12"/>
+                <w:lang w:eastAsia="x-none"/>
+              </w:rPr>
+              <w:t>Temp.</w:t>
+            </w:r>
+          </w:p>
+          <w:p>
+            <w:pPr>
+              <w:ind w:left="-5"/>
+              <w:jc w:val="center"/>
+              <w:rPr>
+                <w:sz w:val="12"/>
+                <w:szCs w:val="12"/>
+                <w:lang w:eastAsia="x-none"/>
+              </w:rPr>
+            </w:pPr>
+            <w:r>
+              <w:rPr>
+                <w:sz w:val="12"/>
+                <w:szCs w:val="12"/>
+                <w:lang w:eastAsia="x-none"/>
+              </w:rPr>
+              <w:t>(F°)</w:t>
+            </w:r>
+          </w:p>
+        </w:tc>
+        <w:tc>
+          <w:tcPr>
+            <w:tcW w:w="550" w:type="dxa"/>
+            <w:shd w:val="clear" w:color="auto" w:fill="8DB3E2" w:themeFill="text2" w:themeFillTint="66"/>
+            <w:vAlign w:val="center"/>
+          </w:tcPr>
+          <w:p>
+            <w:pPr>
+              <w:ind w:left="-5"/>
+              <w:jc w:val="center"/>
+              <w:rPr>
+                <w:sz w:val="12"/>
+                <w:szCs w:val="12"/>
+                <w:lang w:eastAsia="x-none"/>
+              </w:rPr>
+            </w:pPr>
+            <w:r>
+              <w:rPr>
+                <w:sz w:val="12"/>
+                <w:szCs w:val="12"/>
+                <w:lang w:eastAsia="x-none"/>
+              </w:rPr>
+              <w:t>Pres.</w:t>
+            </w:r>
+          </w:p>
+          <w:p>
+            <w:pPr>
+              <w:ind w:left="-5"/>
+              <w:jc w:val="center"/>
+              <w:rPr>
+                <w:sz w:val="12"/>
+                <w:szCs w:val="12"/>
+                <w:lang w:eastAsia="x-none"/>
+              </w:rPr>
+            </w:pPr>
+            <w:r>
+              <w:rPr>
+                <w:sz w:val="12"/>
+                <w:szCs w:val="12"/>
+                <w:lang w:eastAsia="x-none"/>
+              </w:rPr>
+              <w:t>(PSI)</w:t>
+            </w:r>
+          </w:p>
+        </w:tc>
+        <w:tc>
+          <w:tcPr>
+            <w:tcW w:w="580" w:type="dxa"/>
+            <w:shd w:val="clear" w:color="auto" w:fill="8DB3E2" w:themeFill="text2" w:themeFillTint="66"/>
+            <w:vAlign w:val="center"/>
+          </w:tcPr>
+          <w:p>
+            <w:pPr>
+              <w:ind w:left="-5"/>
+              <w:jc w:val="center"/>
+              <w:rPr>
+                <w:sz w:val="12"/>
+                <w:szCs w:val="12"/>
+                <w:lang w:eastAsia="x-none"/>
+              </w:rPr>
+            </w:pPr>
+            <w:r>
+              <w:rPr>
+                <w:sz w:val="12"/>
+                <w:szCs w:val="12"/>
+                <w:lang w:eastAsia="x-none"/>
+              </w:rPr>
+              <w:t>Temp.</w:t>
+            </w:r>
+          </w:p>
+          <w:p>
+            <w:pPr>
+              <w:ind w:left="-5"/>
+              <w:jc w:val="center"/>
+              <w:rPr>
+                <w:sz w:val="12"/>
+                <w:szCs w:val="12"/>
+                <w:lang w:eastAsia="x-none"/>
+              </w:rPr>
+            </w:pPr>
+            <w:r>
+              <w:rPr>
+                <w:sz w:val="12"/>
+                <w:szCs w:val="12"/>
+                <w:lang w:eastAsia="x-none"/>
+              </w:rPr>
+              <w:t>(F°)</w:t>
+            </w:r>
+          </w:p>
+        </w:tc>
+        <w:tc>
+          <w:tcPr>
+            <w:tcW w:w="650" w:type="dxa"/>
+            <w:vMerge/>
+          </w:tcPr>
+          <w:p>
+            <w:pPr>
+              <w:keepLines w:val="0"/>
+              <w:spacing w:after="200" w:line="276" w:lineRule="auto"/>
+              <w:rPr>
+                <w:lang w:eastAsia="x-none"/>
+              </w:rPr>
+            </w:pPr>
+          </w:p>
+        </w:tc>
+        <w:tc>
+          <w:tcPr>
+            <w:tcW w:w="900" w:type="dxa"/>
+            <w:vMerge/>
+          </w:tcPr>
+          <w:p>
+            <w:pPr>
+              <w:keepLines w:val="0"/>
+              <w:spacing w:after="200" w:line="276" w:lineRule="auto"/>
+              <w:rPr>
+                <w:lang w:eastAsia="x-none"/>
+              </w:rPr>
+            </w:pPr>
+          </w:p>
+        </w:tc>
+        <w:tc>
+          <w:tcPr>
+            <w:tcW w:w="1272" w:type="dxa"/>
+            <w:vMerge/>
+          </w:tcPr>
+          <w:p>
+            <w:pPr>
+              <w:keepLines w:val="0"/>
+              <w:spacing w:after="200" w:line="276" w:lineRule="auto"/>
+              <w:rPr>
+                <w:lang w:eastAsia="x-none"/>
+              </w:rPr>
+            </w:pPr>
+          </w:p>
+        </w:tc>
+        <w:tc>
+          <w:tcPr>
+            <w:tcW w:w="1134" w:type="dxa"/>
+            <w:vMerge/>
+          </w:tcPr>
+          <w:p>
+            <w:pPr>
+              <w:keepLines w:val="0"/>
+              <w:spacing w:after="200" w:line="276" w:lineRule="auto"/>
+              <w:rPr>
+                <w:lang w:eastAsia="x-none"/>
+              </w:rPr>
+            </w:pPr>
+          </w:p>
+        </w:tc>
+        <w:tc>
+          <w:tcPr>
+            <w:tcW w:w="992" w:type="dxa"/>
+            <w:vMerge/>
+          </w:tcPr>
+          <w:p>
+            <w:pPr>
+              <w:keepLines w:val="0"/>
+              <w:spacing w:after="200" w:line="276" w:lineRule="auto"/>
+              <w:rPr>
+                <w:lang w:eastAsia="x-none"/>
+              </w:rPr>
+            </w:pPr>
+          </w:p>
+        </w:tc>
+        <w:tc>
+          <w:tcPr>
+            <w:tcW w:w="747" w:type="dxa"/>
+            <w:vMerge/>
+          </w:tcPr>
+          <w:p>
+            <w:pPr>
+              <w:keepLines w:val="0"/>
+              <w:spacing w:after="200" w:line="276" w:lineRule="auto"/>
+              <w:rPr>
+                <w:lang w:eastAsia="x-none"/>
+              </w:rPr>
+            </w:pPr>
+          </w:p>
+        </w:tc>
+      </w:tr>
+      <w:tr>
+        <w:trPr>
+          <w:trHeight w:val="325"/>
+        </w:trPr>
+        <w:tc>
+          <w:tcPr>
+            <w:tcW w:w="520" w:type="dxa"/>
+            <w:vAlign w:val="center"/>
+          </w:tcPr>
+          <w:p>
+            <w:pPr>
+              <w:ind w:left="-5"/>
+              <w:jc w:val="center"/>
+              <w:rPr>
+                <w:rFonts w:asciiTheme="minorHAnsi" w:hAnsiTheme="minorHAnsi" w:cstheme="minorHAnsi"/>
+                <w:sz w:val="14"/>
+                <w:szCs w:val="14"/>
+                <w:lang w:eastAsia="x-none"/>
+              </w:rPr>
+            </w:pPr>
+            <w:r>
+              <w:rPr>
+                <w:rFonts w:asciiTheme="minorHAnsi" w:hAnsiTheme="minorHAnsi" w:cstheme="minorHAnsi"/>
+                <w:sz w:val="14"/>
+                <w:szCs w:val="14"/>
+              </w:rPr>
+              <w:t>12</w:t>
+            </w:r>
+          </w:p>
+        </w:tc>
+        <w:tc>
+          <w:tcPr>
+            <w:tcW w:w="756" w:type="dxa"/>
+            <w:vAlign w:val="center"/>
+          </w:tcPr>
+          <w:p>
+            <w:pPr>
+              <w:ind w:left="-5"/>
+              <w:jc w:val="center"/>
+              <w:rPr>
+                <w:rFonts w:asciiTheme="minorHAnsi" w:hAnsiTheme="minorHAnsi" w:cstheme="minorHAnsi"/>
+                <w:sz w:val="14"/>
+                <w:szCs w:val="14"/>
+                <w:lang w:eastAsia="x-none"/>
+              </w:rPr>
+            </w:pPr>
+            <w:r>
+              <w:rPr>
+                <w:rFonts w:asciiTheme="minorHAnsi" w:hAnsiTheme="minorHAnsi" w:cstheme="minorHAnsi"/>
+                <w:sz w:val="14"/>
+                <w:szCs w:val="14"/>
+              </w:rPr>
+              <w:t>21</w:t>
+            </w:r>
+          </w:p>
+        </w:tc>
+        <w:tc>
+          <w:tcPr>
+            <w:tcW w:w="1269" w:type="dxa"/>
+            <w:vAlign w:val="center"/>
+          </w:tcPr>
+          <w:p>
+            <w:pPr>
+              <w:ind w:left="-5"/>
+              <w:jc w:val="center"/>
+              <w:rPr>
+                <w:rFonts w:asciiTheme="minorHAnsi" w:hAnsiTheme="minorHAnsi" w:cstheme="minorHAnsi"/>
+                <w:sz w:val="14"/>
+                <w:szCs w:val="14"/>
+                <w:lang w:eastAsia="x-none"/>
+              </w:rPr>
+            </w:pPr>
+            <w:r>
+              <w:rPr>
+                <w:rFonts w:asciiTheme="minorHAnsi" w:hAnsiTheme="minorHAnsi" w:cstheme="minorHAnsi"/>
+                <w:sz w:val="14"/>
+                <w:szCs w:val="14"/>
+              </w:rPr>
+              <w:t>NN - 21</w:t>
+            </w:r>
+          </w:p>
+        </w:tc>
+        <w:tc>
+          <w:tcPr>
+            <w:tcW w:w="550" w:type="dxa"/>
+            <w:vAlign w:val="center"/>
+          </w:tcPr>
+          <w:p>
+            <w:pPr>
+              <w:ind w:left="-5"/>
+              <w:jc w:val="center"/>
+              <w:rPr>
+                <w:rFonts w:asciiTheme="minorHAnsi" w:hAnsiTheme="minorHAnsi" w:cstheme="minorHAnsi"/>
+                <w:sz w:val="14"/>
+                <w:szCs w:val="14"/>
+                <w:lang w:eastAsia="x-none"/>
+              </w:rPr>
+            </w:pPr>
+            <w:r>
+              <w:rPr>
+                <w:rFonts w:asciiTheme="minorHAnsi" w:hAnsiTheme="minorHAnsi" w:cstheme="minorHAnsi"/>
+                <w:sz w:val="14"/>
+                <w:szCs w:val="14"/>
+              </w:rPr>
+              <w:t>SIN DATO</w:t>
+            </w:r>
+          </w:p>
+        </w:tc>
+        <w:tc>
+          <w:tcPr>
+            <w:tcW w:w="750" w:type="dxa"/>
+            <w:vAlign w:val="center"/>
+          </w:tcPr>
+          <w:p>
+            <w:pPr>
+              <w:ind w:left="-5"/>
+              <w:jc w:val="center"/>
+              <w:rPr>
+                <w:rFonts w:asciiTheme="minorHAnsi" w:hAnsiTheme="minorHAnsi" w:cstheme="minorHAnsi"/>
+                <w:sz w:val="14"/>
+                <w:szCs w:val="14"/>
+                <w:lang w:eastAsia="x-none"/>
+              </w:rPr>
+            </w:pPr>
+            <w:r>
+              <w:rPr>
+                <w:rFonts w:asciiTheme="minorHAnsi" w:hAnsiTheme="minorHAnsi" w:cstheme="minorHAnsi"/>
+                <w:sz w:val="14"/>
+                <w:szCs w:val="14"/>
+              </w:rPr>
+              <w:t>SIN DATO</w:t>
+            </w:r>
+          </w:p>
+        </w:tc>
+        <w:tc>
+          <w:tcPr>
+            <w:tcW w:w="550" w:type="dxa"/>
+            <w:vAlign w:val="center"/>
+          </w:tcPr>
+          <w:p>
+            <w:pPr>
+              <w:ind w:left="-5"/>
+              <w:jc w:val="center"/>
+              <w:rPr>
+                <w:rFonts w:asciiTheme="minorHAnsi" w:hAnsiTheme="minorHAnsi" w:cstheme="minorHAnsi"/>
+                <w:sz w:val="14"/>
+                <w:szCs w:val="14"/>
+                <w:lang w:eastAsia="x-none"/>
+              </w:rPr>
+            </w:pPr>
+            <w:r>
+              <w:rPr>
+                <w:rFonts w:asciiTheme="minorHAnsi" w:hAnsiTheme="minorHAnsi" w:cstheme="minorHAnsi"/>
+                <w:sz w:val="14"/>
+                <w:szCs w:val="14"/>
+              </w:rPr>
+              <w:t>SIN DATO</w:t>
+            </w:r>
+          </w:p>
+        </w:tc>
+        <w:tc>
+          <w:tcPr>
+            <w:tcW w:w="580" w:type="dxa"/>
+            <w:vAlign w:val="center"/>
+          </w:tcPr>
+          <w:p>
+            <w:pPr>
+              <w:ind w:left="-5"/>
+              <w:jc w:val="center"/>
+              <w:rPr>
+                <w:rFonts w:asciiTheme="minorHAnsi" w:hAnsiTheme="minorHAnsi" w:cstheme="minorHAnsi"/>
+                <w:sz w:val="14"/>
+                <w:szCs w:val="14"/>
+                <w:lang w:eastAsia="x-none"/>
+              </w:rPr>
+            </w:pPr>
+            <w:r>
+              <w:rPr>
+                <w:rFonts w:asciiTheme="minorHAnsi" w:hAnsiTheme="minorHAnsi" w:cstheme="minorHAnsi"/>
+                <w:sz w:val="14"/>
+                <w:szCs w:val="14"/>
+              </w:rPr>
+              <w:t>SIN DATO</w:t>
+            </w:r>
+          </w:p>
+        </w:tc>
+        <w:tc>
+          <w:tcPr>
+            <w:tcW w:w="650" w:type="dxa"/>
+            <w:vAlign w:val="center"/>
+          </w:tcPr>
+          <w:p>
+            <w:pPr>
+              <w:ind w:left="-5"/>
+              <w:jc w:val="center"/>
+              <w:rPr>
+                <w:rFonts w:asciiTheme="minorHAnsi" w:hAnsiTheme="minorHAnsi" w:cstheme="minorHAnsi"/>
+                <w:sz w:val="14"/>
+                <w:szCs w:val="14"/>
+                <w:lang w:eastAsia="x-none"/>
+              </w:rPr>
+            </w:pPr>
+            <w:r>
+              <w:rPr>
+                <w:rFonts w:asciiTheme="minorHAnsi" w:hAnsiTheme="minorHAnsi" w:cstheme="minorHAnsi"/>
+                <w:sz w:val="14"/>
+                <w:szCs w:val="14"/>
+              </w:rPr>
+              <w:t>SIN DATO</w:t>
+            </w:r>
+          </w:p>
+        </w:tc>
+        <w:tc>
+          <w:tcPr>
+            <w:tcW w:w="900" w:type="dxa"/>
+            <w:vAlign w:val="center"/>
+          </w:tcPr>
+          <w:p>
+            <w:pPr>
+              <w:ind w:left="-5"/>
+              <w:jc w:val="center"/>
+              <w:rPr>
+                <w:rFonts w:asciiTheme="minorHAnsi" w:hAnsiTheme="minorHAnsi" w:cstheme="minorHAnsi"/>
+                <w:sz w:val="14"/>
+                <w:szCs w:val="14"/>
+                <w:lang w:eastAsia="x-none"/>
+              </w:rPr>
+            </w:pPr>
+            <w:r>
+              <w:rPr>
+                <w:rFonts w:asciiTheme="minorHAnsi" w:hAnsiTheme="minorHAnsi" w:cstheme="minorHAnsi"/>
+                <w:sz w:val="14"/>
+                <w:szCs w:val="14"/>
+              </w:rPr>
+              <w:t>SIN DATO</w:t>
+            </w:r>
+          </w:p>
+        </w:tc>
+        <w:tc>
+          <w:tcPr>
+            <w:tcW w:w="1272" w:type="dxa"/>
+            <w:vAlign w:val="center"/>
+          </w:tcPr>
+          <w:p>
+            <w:pPr>
+              <w:ind w:left="-5"/>
+              <w:jc w:val="center"/>
+              <w:rPr>
+                <w:rFonts w:asciiTheme="minorHAnsi" w:hAnsiTheme="minorHAnsi" w:cstheme="minorHAnsi"/>
+                <w:sz w:val="14"/>
+                <w:szCs w:val="14"/>
+                <w:lang w:eastAsia="x-none"/>
+              </w:rPr>
+            </w:pPr>
+            <w:r>
+              <w:rPr>
+                <w:rFonts w:asciiTheme="minorHAnsi" w:hAnsiTheme="minorHAnsi" w:cstheme="minorHAnsi"/>
+                <w:sz w:val="14"/>
+                <w:szCs w:val="14"/>
+              </w:rPr>
+              <w:t>SIN DATO</w:t>
+            </w:r>
+          </w:p>
+        </w:tc>
+        <w:tc>
+          <w:tcPr>
+            <w:tcW w:w="1134" w:type="dxa"/>
+            <w:vAlign w:val="center"/>
+          </w:tcPr>
+          <w:p>
+            <w:pPr>
+              <w:ind w:left="-5"/>
+              <w:jc w:val="center"/>
+              <w:rPr>
+                <w:rFonts w:asciiTheme="minorHAnsi" w:hAnsiTheme="minorHAnsi" w:cstheme="minorHAnsi"/>
+                <w:sz w:val="14"/>
+                <w:szCs w:val="14"/>
+                <w:lang w:eastAsia="x-none"/>
+              </w:rPr>
+            </w:pPr>
+            <w:r>
+              <w:rPr>
+                <w:rFonts w:asciiTheme="minorHAnsi" w:hAnsiTheme="minorHAnsi" w:cstheme="minorHAnsi"/>
+                <w:sz w:val="14"/>
+                <w:szCs w:val="14"/>
+              </w:rPr>
+              <w:t>SIN DATO</w:t>
+            </w:r>
+          </w:p>
+        </w:tc>
+        <w:tc>
+          <w:tcPr>
+            <w:tcW w:w="992" w:type="dxa"/>
+            <w:vAlign w:val="center"/>
+          </w:tcPr>
+          <w:p>
+            <w:pPr>
+              <w:ind w:left="-5"/>
+              <w:jc w:val="center"/>
+              <w:rPr>
+                <w:rFonts w:asciiTheme="minorHAnsi" w:hAnsiTheme="minorHAnsi" w:cstheme="minorHAnsi"/>
+                <w:sz w:val="14"/>
+                <w:szCs w:val="14"/>
+                <w:lang w:eastAsia="x-none"/>
+              </w:rPr>
+            </w:pPr>
+            <w:r>
+              <w:rPr>
+                <w:rFonts w:asciiTheme="minorHAnsi" w:hAnsiTheme="minorHAnsi" w:cstheme="minorHAnsi"/>
+                <w:sz w:val="14"/>
+                <w:szCs w:val="14"/>
+              </w:rPr>
+              <w:t>SIN DATO</w:t>
+            </w:r>
+          </w:p>
+        </w:tc>
+        <w:tc>
+          <w:tcPr>
+            <w:tcW w:w="747" w:type="dxa"/>
+            <w:vAlign w:val="center"/>
+          </w:tcPr>
+          <w:p>
+            <w:pPr>
+              <w:ind w:left="-5"/>
+              <w:jc w:val="center"/>
+              <w:rPr>
+                <w:rFonts w:asciiTheme="minorHAnsi" w:hAnsiTheme="minorHAnsi" w:cstheme="minorHAnsi"/>
+                <w:sz w:val="14"/>
+                <w:szCs w:val="14"/>
+                <w:lang w:eastAsia="x-none"/>
+              </w:rPr>
+            </w:pPr>
+            <w:r>
+              <w:rPr>
+                <w:rFonts w:asciiTheme="minorHAnsi" w:hAnsiTheme="minorHAnsi" w:cstheme="minorHAnsi"/>
+                <w:sz w:val="14"/>
+                <w:szCs w:val="14"/>
+              </w:rPr>
+              <w:t>SIN DATO</w:t>
+            </w:r>
+          </w:p>
+        </w:tc>
+      </w:tr>
+    </w:tbl>
     <w:p>
       <w:pPr>
         <w:pStyle w:val="Ttulo1"/>
